--- a/Files/01 - Bereshis/09 - Vayaishev/5783/Vayaishev 5783.docx
+++ b/Files/01 - Bereshis/09 - Vayaishev/5783/Vayaishev 5783.docx
@@ -1609,7 +1609,7 @@
         <w:rPr>
           <w:rFonts w:ascii="Times New Roman" w:hAnsi="Times New Roman" w:cs="Times New Roman"/>
         </w:rPr>
-        <w:t>, jealousy, which is associated with</w:t>
+        <w:t xml:space="preserve">, jealousy, which is associated with </w:t>
       </w:r>
       <w:r>
         <w:rPr>

--- a/Files/01 - Bereshis/09 - Vayaishev/5783/Vayaishev 5783.docx
+++ b/Files/01 - Bereshis/09 - Vayaishev/5783/Vayaishev 5783.docx
@@ -1307,7 +1307,21 @@
           <w:rFonts w:ascii="Times New Roman" w:hAnsi="Times New Roman" w:cs="Times New Roman" w:hint="cs"/>
           <w:rtl/>
         </w:rPr>
-        <w:t>מצות</w:t>
+        <w:t>מצ</w:t>
+      </w:r>
+      <w:r>
+        <w:rPr>
+          <w:rFonts w:ascii="Times New Roman" w:hAnsi="Times New Roman" w:cs="Times New Roman" w:hint="cs"/>
+          <w:rtl/>
+        </w:rPr>
+        <w:t>ו</w:t>
+      </w:r>
+      <w:r>
+        <w:rPr>
+          <w:rFonts w:ascii="Times New Roman" w:hAnsi="Times New Roman" w:cs="Times New Roman" w:hint="cs"/>
+          <w:rtl/>
+        </w:rPr>
+        <w:t>ות</w:t>
       </w:r>
       <w:r>
         <w:rPr>
@@ -1609,7 +1623,7 @@
         <w:rPr>
           <w:rFonts w:ascii="Times New Roman" w:hAnsi="Times New Roman" w:cs="Times New Roman"/>
         </w:rPr>
-        <w:t xml:space="preserve">, jealousy, which is associated with </w:t>
+        <w:t>, jealousy, which is associated with</w:t>
       </w:r>
       <w:r>
         <w:rPr>

--- a/Files/01 - Bereshis/09 - Vayaishev/5783/Vayaishev 5783.docx
+++ b/Files/01 - Bereshis/09 - Vayaishev/5783/Vayaishev 5783.docx
@@ -1623,7 +1623,7 @@
         <w:rPr>
           <w:rFonts w:ascii="Times New Roman" w:hAnsi="Times New Roman" w:cs="Times New Roman"/>
         </w:rPr>
-        <w:t>, jealousy, which is associated with</w:t>
+        <w:t xml:space="preserve">, jealousy, which is associated with </w:t>
       </w:r>
       <w:r>
         <w:rPr>
